--- a/dist/assets/documents/Krystyna-Mishchenko-Artistic-Journey-PL.docx
+++ b/dist/assets/documents/Krystyna-Mishchenko-Artistic-Journey-PL.docx
@@ -4,589 +4,79 @@
   <w:body>
     <w:p>
       <w:pPr>
-        <w:keepNext/>
-        <w:widowControl/>
-        <w:spacing w:after="140" w:before="0" w:line="520" w:lineRule="exact"/>
-        <w:jc w:val="left"/>
+        <w:pStyle w:val="Title"/>
       </w:pPr>
       <w:r>
-        <w:rPr>
-          <w:rFonts w:ascii="Arial" w:hAnsi="Arial"/>
-          <w:b/>
-          <w:sz w:val="44"/>
-        </w:rPr>
         <w:t>Krystyna Mishchenko</w:t>
       </w:r>
     </w:p>
     <w:p>
       <w:pPr>
-        <w:keepNext/>
-        <w:widowControl/>
-        <w:spacing w:after="100" w:before="0" w:line="270" w:lineRule="exact"/>
-        <w:jc w:val="left"/>
+        <w:pStyle w:val="Heading2"/>
       </w:pPr>
       <w:r>
-        <w:rPr>
-          <w:rFonts w:ascii="Arial" w:hAnsi="Arial"/>
-          <w:b/>
-          <w:sz w:val="22"/>
-        </w:rPr>
-        <w:t>DROGA ARTYSTYCZNA</w:t>
+        <w:t>Droga artystyczna</w:t>
+      </w:r>
+    </w:p>
+    <w:p>
+      <w:r>
+        <w:t>Artystka ceramiczka · Sztuki wizualne</w:t>
+      </w:r>
+    </w:p>
+    <w:p>
+      <w:r>
+        <w:t>Chemnitz, Saksonia, Niemcy</w:t>
       </w:r>
     </w:p>
     <w:p>
       <w:pPr>
-        <w:widowControl/>
-        <w:spacing w:after="120" w:before="0" w:line="260" w:lineRule="exact"/>
-        <w:jc w:val="left"/>
+        <w:pStyle w:val="Heading1"/>
       </w:pPr>
       <w:r>
-        <w:rPr>
-          <w:rFonts w:ascii="Arial" w:hAnsi="Arial"/>
-          <w:b w:val="0"/>
-          <w:sz w:val="21"/>
-        </w:rPr>
-        <w:t>Artystka ceramiczka | Rzeźba | Sztuki wizualne</w:t>
+        <w:t>Od rysunku do formy przestrzennej</w:t>
+      </w:r>
+    </w:p>
+    <w:p>
+      <w:r>
+        <w:t>Krystyna Mishchenko jest ukraińską artystką ceramiczką mieszkającą w Chemnitz w Saksonii, w Niemczech. Edukację artystyczną rozpoczęła w Szkole Artystycznej w Charkowie, gdzie w latach 2012–2016 uzyskała kwalifikacje artysty wykonawcy i nauczyciela. Następnie studiowała ceramikę artystyczną w Kijowskiej Państwowej Akademii Sztuki Dekoracyjnej i Projektowania im. Mychajła Bojczuka, kończąc studia licencjackie w 2020 roku i magisterskie w 2022 roku. Rysunek i malarstwo pozostają częścią jej praktyki obok rzeźby ceramicznej i sztuki dekoracyjnej.</w:t>
       </w:r>
     </w:p>
     <w:p>
       <w:pPr>
-        <w:keepNext/>
-        <w:widowControl/>
-        <w:spacing w:after="180" w:before="200" w:line="320" w:lineRule="exact"/>
-        <w:jc w:val="left"/>
+        <w:pStyle w:val="Heading1"/>
       </w:pPr>
       <w:r>
-        <w:rPr>
-          <w:rFonts w:ascii="Arial" w:hAnsi="Arial"/>
-          <w:b/>
-          <w:color w:val="574B36"/>
-          <w:sz w:val="26"/>
-        </w:rPr>
-        <w:t>Od rysunku do formy przestrzennej</w:t>
+        <w:t>Materiał i praktyka zawodowa</w:t>
+      </w:r>
+    </w:p>
+    <w:p>
+      <w:r>
+        <w:t>Praca w pracowniach ceramicznych połączyła wykształcenie akademickie z produkcją i nauczaniem. Artystka pracowała w PROCS w latach 2018–2021, w SAGA POTTERY od listopada 2020 do lutego 2022 roku oraz w Studio Gozhar w 2020 roku. Jej doświadczenie obejmuje opracowywanie wyrobów, koordynację pracy i prowadzenie zajęć ceramicznych dla dzieci i dorosłych. Masa szamotowa, porcelana, szkliwa i pigmenty pozwalają jej badać powierzchnię, bryłę oraz relację przedmiotu z otaczającą przestrzenią.</w:t>
       </w:r>
     </w:p>
     <w:p>
       <w:pPr>
-        <w:widowControl/>
-        <w:spacing w:after="180" w:before="0" w:line="280" w:lineRule="exact"/>
-        <w:jc w:val="both"/>
+        <w:pStyle w:val="Heading1"/>
       </w:pPr>
       <w:r>
-        <w:rPr>
-          <w:rFonts w:ascii="Arial" w:hAnsi="Arial"/>
-          <w:b w:val="0"/>
-          <w:sz w:val="21"/>
-        </w:rPr>
-        <w:t>Krystyna Mishchenko jest ukraińską artystką działającą na styku współczesnej rzeźby ceramicznej, sztuki dekoracyjnej i użytkowej oraz sztuk wizualnych. W centrum praktyki artystycznej znajdują się pytania o ludzką tożsamość, wewnętrzną wolność, pamięć, indywidualność i relacje jednostki z otaczającym światem.</w:t>
+        <w:t>Tożsamość, pamięć i udział widza</w:t>
+      </w:r>
+    </w:p>
+    <w:p>
+      <w:r>
+        <w:t>W kompozycjach ceramicznych artystka podejmuje zagadnienia indywidualności, przynależności, straty i wewnętrznego świata człowieka. W Białych makach dopasowanie ludzkiej postaci do geometrycznego bloku staje się pytaniem o konformizm i wolność. Chwila rozwija temat czasu poprzez relację materialnej formy, światła i pustki. Kapitał tożsamości przenosi te rozważania do kompozycji transformowalnej: elementy można przestawiać, zapraszając widza do współtworzenia dzieła. Tożsamość ukazana jest jako nieustanny proces stawania się.</w:t>
       </w:r>
     </w:p>
     <w:p>
       <w:pPr>
-        <w:widowControl/>
-        <w:spacing w:after="180" w:before="0" w:line="280" w:lineRule="exact"/>
-        <w:jc w:val="both"/>
+        <w:pStyle w:val="Heading1"/>
       </w:pPr>
       <w:r>
-        <w:rPr>
-          <w:rFonts w:ascii="Arial" w:hAnsi="Arial"/>
-          <w:b w:val="0"/>
-          <w:sz w:val="21"/>
-        </w:rPr>
-        <w:t>Profesjonalna edukacja artystyczna rozpoczęła się w Charkowie, gdzie w latach 2012–2016 odbywała się nauka rysunku akademickiego, malarstwa, kompozycji oraz przedmiotów artystycznych i pedagogicznych. Zdobyte przygotowanie stworzyło fundament dalszych badań nad formą plastyczną, językiem wizualnym i możliwościami artystycznego wyrażania siebie.</w:t>
-      </w:r>
-    </w:p>
-    <w:p>
-      <w:pPr>
-        <w:widowControl/>
-        <w:spacing w:after="180" w:before="0" w:line="280" w:lineRule="exact"/>
-        <w:jc w:val="both"/>
-      </w:pPr>
-      <w:r>
-        <w:rPr>
-          <w:rFonts w:ascii="Arial" w:hAnsi="Arial"/>
-          <w:b w:val="0"/>
-          <w:sz w:val="21"/>
-        </w:rPr>
-        <w:t>Kolejnym etapem były studia w Kijowskiej Państwowej Akademii Sztuki Dekoracyjnej i Użytkowej oraz Projektowania im. Mychajła Bojczuka. W 2020 roku ukończony został program licencjacki, a w 2022 roku — studia magisterskie w dziedzinie ceramiki artystycznej.</w:t>
-      </w:r>
-    </w:p>
-    <w:p>
-      <w:pPr>
-        <w:widowControl/>
-        <w:spacing w:after="180" w:before="0" w:line="280" w:lineRule="exact"/>
-        <w:jc w:val="both"/>
-      </w:pPr>
-      <w:r>
-        <w:rPr>
-          <w:rFonts w:ascii="Arial" w:hAnsi="Arial"/>
-          <w:b w:val="0"/>
-          <w:sz w:val="21"/>
-        </w:rPr>
-        <w:t>Właśnie w tym okresie ceramika stopniowo stała się głównym sposobem urzeczywistniania idei artystycznych — materiałem pozwalającym połączyć formę rzeźbiarską, kolor, fakturę i przestrzeń w jedną wypowiedź konceptualną.</w:t>
-      </w:r>
-    </w:p>
-    <w:p>
-      <w:pPr>
-        <w:keepNext/>
-        <w:widowControl/>
-        <w:spacing w:after="180" w:before="200" w:line="320" w:lineRule="exact"/>
-        <w:jc w:val="left"/>
-      </w:pPr>
-      <w:r>
-        <w:rPr>
-          <w:rFonts w:ascii="Arial" w:hAnsi="Arial"/>
-          <w:b/>
-          <w:color w:val="574B36"/>
-          <w:sz w:val="26"/>
-        </w:rPr>
-        <w:t>Materiał jako język wypowiedzi artystycznej</w:t>
-      </w:r>
-    </w:p>
-    <w:p>
-      <w:pPr>
-        <w:widowControl/>
-        <w:spacing w:after="180" w:before="0" w:line="280" w:lineRule="exact"/>
-        <w:jc w:val="both"/>
-      </w:pPr>
-      <w:r>
-        <w:rPr>
-          <w:rFonts w:ascii="Arial" w:hAnsi="Arial"/>
-          <w:b w:val="0"/>
-          <w:sz w:val="21"/>
-        </w:rPr>
-        <w:t>Ceramika w tej praktyce twórczej wykracza poza tradycyjne rozumienie przedmiotu dekoracyjnego lub użytkowego. Staje się samodzielnym językiem artystycznym, zdolnym przekazywać złożone stany emocjonalne, refleksje filozoficzne i sprzeczności ludzkiego istnienia.</w:t>
-      </w:r>
-    </w:p>
-    <w:p>
-      <w:pPr>
-        <w:widowControl/>
-        <w:spacing w:after="180" w:before="0" w:line="280" w:lineRule="exact"/>
-        <w:jc w:val="both"/>
-      </w:pPr>
-      <w:r>
-        <w:rPr>
-          <w:rFonts w:ascii="Arial" w:hAnsi="Arial"/>
-          <w:b w:val="0"/>
-          <w:sz w:val="21"/>
-        </w:rPr>
-        <w:t>Szczególna uwaga poświęcona jest współdziałaniu form geometrycznych i organicznych, relacji materialnej bryły i pustki, kontrastom koloru i faktury oraz symbolicznej wymowie elementów dekoracyjnych.</w:t>
-      </w:r>
-    </w:p>
-    <w:p>
-      <w:pPr>
-        <w:widowControl/>
-        <w:spacing w:after="180" w:before="0" w:line="280" w:lineRule="exact"/>
-        <w:jc w:val="both"/>
-      </w:pPr>
-      <w:r>
-        <w:rPr>
-          <w:rFonts w:ascii="Arial" w:hAnsi="Arial"/>
-          <w:b w:val="0"/>
-          <w:sz w:val="21"/>
-        </w:rPr>
-        <w:t>Praca z masami szamotowymi, szkliwami, pigmentami, tlenkami, smaltą i szkłem witrażowym otwiera możliwości badania powierzchni, światła i przestrzennego odbioru obiektu.</w:t>
-      </w:r>
-    </w:p>
-    <w:p>
-      <w:pPr>
-        <w:widowControl/>
-        <w:spacing w:after="180" w:before="0" w:line="280" w:lineRule="exact"/>
-        <w:jc w:val="both"/>
-      </w:pPr>
-      <w:r>
-        <w:rPr>
-          <w:rFonts w:ascii="Arial" w:hAnsi="Arial"/>
-          <w:b w:val="0"/>
-          <w:sz w:val="21"/>
-        </w:rPr>
-        <w:t>Ważne miejsce zajmuje połączenie akademickiego przygotowania artystycznego z eksperymentalnym podejściem do kompozycji. Rzeźba, ceramika dekoracyjna, grafika i malarstwo są traktowane nie jako odrębne dziedziny, lecz jako wzajemnie uzupełniające się środki budowania indywidualnego języka wizualnego.</w:t>
-      </w:r>
-    </w:p>
-    <w:p>
-      <w:pPr>
-        <w:widowControl/>
-        <w:spacing w:after="180" w:before="0" w:line="280" w:lineRule="exact"/>
-        <w:jc w:val="both"/>
-      </w:pPr>
-      <w:r>
-        <w:rPr>
-          <w:rFonts w:ascii="Arial" w:hAnsi="Arial"/>
-          <w:b w:val="0"/>
-          <w:sz w:val="21"/>
-        </w:rPr>
-        <w:t>Praktyka zawodowa obejmuje także opracowywanie koncepcji artystycznych, koordynację zespołów twórczych oraz nauczanie ceramiki dzieci i dorosłych. Działalność pedagogiczna staje się dodatkową przestrzenią wymiany doświadczeń artystycznych, rozwijania twórczego myślenia i badania różnych sposobów odbioru sztuki.</w:t>
+        <w:t>Członkostwo</w:t>
       </w:r>
     </w:p>
     <w:p>
       <w:r>
-        <w:br w:type="page"/>
-      </w:r>
-    </w:p>
-    <w:p>
-      <w:pPr>
-        <w:keepNext/>
-        <w:widowControl/>
-        <w:spacing w:after="140" w:before="0" w:line="520" w:lineRule="exact"/>
-        <w:jc w:val="left"/>
-      </w:pPr>
-      <w:r>
-        <w:rPr>
-          <w:rFonts w:ascii="Arial" w:hAnsi="Arial"/>
-          <w:b/>
-          <w:sz w:val="44"/>
-        </w:rPr>
-        <w:t>DROGA ARTYSTYCZNA</w:t>
-      </w:r>
-    </w:p>
-    <w:p>
-      <w:pPr>
-        <w:widowControl/>
-        <w:spacing w:after="120" w:before="0" w:line="260" w:lineRule="exact"/>
-        <w:jc w:val="left"/>
-      </w:pPr>
-      <w:r>
-        <w:rPr>
-          <w:rFonts w:ascii="Arial" w:hAnsi="Arial"/>
-          <w:b w:val="0"/>
-          <w:sz w:val="21"/>
-        </w:rPr>
-        <w:t>Krystyna Mishchenko</w:t>
-      </w:r>
-    </w:p>
-    <w:p>
-      <w:pPr>
-        <w:keepNext/>
-        <w:widowControl/>
-        <w:spacing w:after="180" w:before="200" w:line="320" w:lineRule="exact"/>
-        <w:jc w:val="left"/>
-      </w:pPr>
-      <w:r>
-        <w:rPr>
-          <w:rFonts w:ascii="Arial" w:hAnsi="Arial"/>
-          <w:b/>
-          <w:color w:val="574B36"/>
-          <w:sz w:val="26"/>
-        </w:rPr>
-        <w:t>Wystawy i projekty artystyczne</w:t>
-      </w:r>
-    </w:p>
-    <w:p>
-      <w:pPr>
-        <w:widowControl/>
-        <w:spacing w:after="120" w:before="0" w:line="260" w:lineRule="exact"/>
-        <w:jc w:val="both"/>
-      </w:pPr>
-      <w:r>
-        <w:rPr>
-          <w:rFonts w:ascii="Arial" w:hAnsi="Arial"/>
-          <w:b w:val="0"/>
-          <w:sz w:val="21"/>
-        </w:rPr>
-        <w:t>11.04.2024 | Niezłomność tradycji — Narodowe Muzeum Sztuki Dekoracyjnej Ukrainy, Kijów, Ukraina.</w:t>
-      </w:r>
-    </w:p>
-    <w:p>
-      <w:pPr>
-        <w:widowControl/>
-        <w:spacing w:after="120" w:before="0" w:line="260" w:lineRule="exact"/>
-        <w:jc w:val="both"/>
-      </w:pPr>
-      <w:r>
-        <w:rPr>
-          <w:rFonts w:ascii="Arial" w:hAnsi="Arial"/>
-          <w:b w:val="0"/>
-          <w:sz w:val="21"/>
-        </w:rPr>
-        <w:t>2023 | Sztuka młodych — projekt wystawienniczy, Lwów, Ukraina.</w:t>
-      </w:r>
-    </w:p>
-    <w:p>
-      <w:pPr>
-        <w:widowControl/>
-        <w:spacing w:after="120" w:before="0" w:line="260" w:lineRule="exact"/>
-        <w:jc w:val="both"/>
-      </w:pPr>
-      <w:r>
-        <w:rPr>
-          <w:rFonts w:ascii="Arial" w:hAnsi="Arial"/>
-          <w:b w:val="0"/>
-          <w:sz w:val="21"/>
-        </w:rPr>
-        <w:t>2023 | Dziedzictwo i nowatorstwo — Narodowy Związek Artystów Ukrainy, Kijów, Ukraina.</w:t>
-      </w:r>
-    </w:p>
-    <w:p>
-      <w:pPr>
-        <w:widowControl/>
-        <w:spacing w:after="120" w:before="0" w:line="260" w:lineRule="exact"/>
-        <w:jc w:val="both"/>
-      </w:pPr>
-      <w:r>
-        <w:rPr>
-          <w:rFonts w:ascii="Arial" w:hAnsi="Arial"/>
-          <w:b w:val="0"/>
-          <w:sz w:val="21"/>
-        </w:rPr>
-        <w:t>15.04–07.05.2023 | Korzenie ukraińskiej duszy — Warszawa, Polska.</w:t>
-      </w:r>
-    </w:p>
-    <w:p>
-      <w:pPr>
-        <w:widowControl/>
-        <w:spacing w:after="120" w:before="0" w:line="260" w:lineRule="exact"/>
-        <w:jc w:val="both"/>
-      </w:pPr>
-      <w:r>
-        <w:rPr>
-          <w:rFonts w:ascii="Arial" w:hAnsi="Arial"/>
-          <w:b w:val="0"/>
-          <w:sz w:val="21"/>
-        </w:rPr>
-        <w:t>17.02–03.03.2023 | Korzenie ukraińskiej duszy — Dom Unii Europejskiej, Ryga, Łotwa.</w:t>
-      </w:r>
-    </w:p>
-    <w:p>
-      <w:pPr>
-        <w:widowControl/>
-        <w:spacing w:after="120" w:before="0" w:line="260" w:lineRule="exact"/>
-        <w:jc w:val="both"/>
-      </w:pPr>
-      <w:r>
-        <w:rPr>
-          <w:rFonts w:ascii="Arial" w:hAnsi="Arial"/>
-          <w:b w:val="0"/>
-          <w:sz w:val="21"/>
-        </w:rPr>
-        <w:t>14–28.11.2022 | Poland – Finland – Ukraine Unit in Art for Peace — Komisja Europejska, Helsinki, Finlandia.</w:t>
-      </w:r>
-    </w:p>
-    <w:p>
-      <w:pPr>
-        <w:widowControl/>
-        <w:spacing w:after="120" w:before="0" w:line="260" w:lineRule="exact"/>
-        <w:jc w:val="both"/>
-      </w:pPr>
-      <w:r>
-        <w:rPr>
-          <w:rFonts w:ascii="Arial" w:hAnsi="Arial"/>
-          <w:b w:val="0"/>
-          <w:sz w:val="21"/>
-        </w:rPr>
-        <w:t>2022 | Sztuka dla Ukrainy — projekt międzynarodowy, Brenna, Polska.</w:t>
-      </w:r>
-    </w:p>
-    <w:p>
-      <w:pPr>
-        <w:widowControl/>
-        <w:spacing w:after="120" w:before="0" w:line="260" w:lineRule="exact"/>
-        <w:jc w:val="both"/>
-      </w:pPr>
-      <w:r>
-        <w:rPr>
-          <w:rFonts w:ascii="Arial" w:hAnsi="Arial"/>
-          <w:b w:val="0"/>
-          <w:sz w:val="21"/>
-        </w:rPr>
-        <w:t>2022 | Dobro — instrukcja. Polsko-ukraińska wystawa filozofii i sztuki dla dzieci od 4 do 104 lat — Wawerskie Centrum Kultury, Międzylesie, Warszawa, Polska.</w:t>
-      </w:r>
-    </w:p>
-    <w:p>
-      <w:pPr>
-        <w:widowControl/>
-        <w:spacing w:after="120" w:before="0" w:line="260" w:lineRule="exact"/>
-        <w:jc w:val="both"/>
-      </w:pPr>
-      <w:r>
-        <w:rPr>
-          <w:rFonts w:ascii="Arial" w:hAnsi="Arial"/>
-          <w:b w:val="0"/>
-          <w:sz w:val="21"/>
-        </w:rPr>
-        <w:t>2022 | II Ogólnopolskie Biennale Małej Formy Ceramicznej — Centrum Kultury Wejherowo, Wejherowo, Polska.</w:t>
-      </w:r>
-    </w:p>
-    <w:p>
-      <w:pPr>
-        <w:widowControl/>
-        <w:spacing w:after="120" w:before="0" w:line="260" w:lineRule="exact"/>
-        <w:jc w:val="both"/>
-      </w:pPr>
-      <w:r>
-        <w:rPr>
-          <w:rFonts w:ascii="Arial" w:hAnsi="Arial"/>
-          <w:b w:val="0"/>
-          <w:sz w:val="21"/>
-        </w:rPr>
-        <w:t>2022 | Azymut Chrzęsne 2022 — wernisaż, Chrzęsne, Polska.</w:t>
-      </w:r>
-    </w:p>
-    <w:p>
-      <w:pPr>
-        <w:widowControl/>
-        <w:spacing w:after="120" w:before="0" w:line="260" w:lineRule="exact"/>
-        <w:jc w:val="both"/>
-      </w:pPr>
-      <w:r>
-        <w:rPr>
-          <w:rFonts w:ascii="Arial" w:hAnsi="Arial"/>
-          <w:b w:val="0"/>
-          <w:sz w:val="21"/>
-        </w:rPr>
-        <w:t>2022 | Otwarte Ogrody Artystów Dąbrowy — wystawa jednodniowa, Warszawa, Polska.</w:t>
-      </w:r>
-    </w:p>
-    <w:p>
-      <w:pPr>
-        <w:widowControl/>
-        <w:spacing w:after="120" w:before="0" w:line="260" w:lineRule="exact"/>
-        <w:jc w:val="both"/>
-      </w:pPr>
-      <w:r>
-        <w:rPr>
-          <w:rFonts w:ascii="Arial" w:hAnsi="Arial"/>
-          <w:b w:val="0"/>
-          <w:sz w:val="21"/>
-        </w:rPr>
-        <w:t>2022 | Beskidzki Dom Zielin „Przytulnia” — wystawa jednodniowa, Brenna, Polska.</w:t>
-      </w:r>
-    </w:p>
-    <w:p>
-      <w:pPr>
-        <w:widowControl/>
-        <w:spacing w:after="120" w:before="0" w:line="260" w:lineRule="exact"/>
-        <w:jc w:val="both"/>
-      </w:pPr>
-      <w:r>
-        <w:rPr>
-          <w:rFonts w:ascii="Arial" w:hAnsi="Arial"/>
-          <w:b w:val="0"/>
-          <w:sz w:val="21"/>
-        </w:rPr>
-        <w:t>15–22.05.2021 | CeGlina 2021 — projekt ceramiki współczesnej, galeria CeGlinaArt, Kijów, Ukraina.</w:t>
-      </w:r>
-    </w:p>
-    <w:p>
-      <w:pPr>
-        <w:widowControl/>
-        <w:spacing w:after="120" w:before="0" w:line="260" w:lineRule="exact"/>
-        <w:jc w:val="both"/>
-      </w:pPr>
-      <w:r>
-        <w:rPr>
-          <w:rFonts w:ascii="Arial" w:hAnsi="Arial"/>
-          <w:b w:val="0"/>
-          <w:sz w:val="21"/>
-        </w:rPr>
-        <w:t>2019 | Najlepsze dzieło 2019 roku — ogólnoukraińska wystawa i konkurs, Narodowe Stowarzyszenie Artystów Sztuki Ludowej Ukrainy, Kijów, Ukraina.</w:t>
-      </w:r>
-    </w:p>
-    <w:p>
-      <w:pPr>
-        <w:keepNext/>
-        <w:widowControl/>
-        <w:spacing w:after="180" w:before="200" w:line="320" w:lineRule="exact"/>
-        <w:jc w:val="left"/>
-      </w:pPr>
-      <w:r>
-        <w:rPr>
-          <w:rFonts w:ascii="Arial" w:hAnsi="Arial"/>
-          <w:b/>
-          <w:color w:val="574B36"/>
-          <w:sz w:val="26"/>
-        </w:rPr>
-        <w:t>Nagrody i wyróżnienia</w:t>
-      </w:r>
-    </w:p>
-    <w:p>
-      <w:pPr>
-        <w:widowControl/>
-        <w:spacing w:after="120" w:before="0" w:line="260" w:lineRule="exact"/>
-        <w:jc w:val="both"/>
-      </w:pPr>
-      <w:r>
-        <w:rPr>
-          <w:rFonts w:ascii="Arial" w:hAnsi="Arial"/>
-          <w:b w:val="0"/>
-          <w:sz w:val="21"/>
-        </w:rPr>
-        <w:t>2021 | GOLDEN TIME, Międzynarodowy Festiwal Sztuki, Londyn, Wielka Brytania — I i II miejsce.</w:t>
-      </w:r>
-    </w:p>
-    <w:p>
-      <w:pPr>
-        <w:widowControl/>
-        <w:spacing w:after="120" w:before="0" w:line="260" w:lineRule="exact"/>
-        <w:jc w:val="both"/>
-      </w:pPr>
-      <w:r>
-        <w:rPr>
-          <w:rFonts w:ascii="Arial" w:hAnsi="Arial"/>
-          <w:b w:val="0"/>
-          <w:sz w:val="21"/>
-        </w:rPr>
-        <w:t>2021 | Moje terytorium inspiracji, III Ogólnoukraiński Konkurs Sztuki Użytkowej i Sztuk Pięknych, Łuck, Ukraina — I miejsce.</w:t>
-      </w:r>
-    </w:p>
-    <w:p>
-      <w:pPr>
-        <w:widowControl/>
-        <w:spacing w:after="120" w:before="0" w:line="260" w:lineRule="exact"/>
-        <w:jc w:val="both"/>
-      </w:pPr>
-      <w:r>
-        <w:rPr>
-          <w:rFonts w:ascii="Arial" w:hAnsi="Arial"/>
-          <w:b w:val="0"/>
-          <w:sz w:val="21"/>
-        </w:rPr>
-        <w:t>02–05.2021 | MALYUY.UA, Międzynarodowy Festiwal Sztuki, Kijów, Ukraina — finalistka.</w:t>
-      </w:r>
-    </w:p>
-    <w:p>
-      <w:pPr>
-        <w:widowControl/>
-        <w:spacing w:after="120" w:before="0" w:line="260" w:lineRule="exact"/>
-        <w:jc w:val="both"/>
-      </w:pPr>
-      <w:r>
-        <w:rPr>
-          <w:rFonts w:ascii="Arial" w:hAnsi="Arial"/>
-          <w:b w:val="0"/>
-          <w:sz w:val="21"/>
-        </w:rPr>
-        <w:t>2020 | Marzeń nigdy za wiele, II Ogólnoukraiński Konkurs Artystyczny, Tarnopol, Ukraina — I miejsce.</w:t>
-      </w:r>
-    </w:p>
-    <w:p>
-      <w:pPr>
-        <w:keepNext/>
-        <w:widowControl/>
-        <w:spacing w:after="180" w:before="200" w:line="320" w:lineRule="exact"/>
-        <w:jc w:val="left"/>
-      </w:pPr>
-      <w:r>
-        <w:rPr>
-          <w:rFonts w:ascii="Arial" w:hAnsi="Arial"/>
-          <w:b/>
-          <w:color w:val="574B36"/>
-          <w:sz w:val="26"/>
-        </w:rPr>
-        <w:t>Członkostwo</w:t>
-      </w:r>
-    </w:p>
-    <w:p>
-      <w:pPr>
-        <w:widowControl/>
-        <w:spacing w:after="120" w:before="0" w:line="260" w:lineRule="exact"/>
-        <w:jc w:val="both"/>
-      </w:pPr>
-      <w:r>
-        <w:rPr>
-          <w:rFonts w:ascii="Arial" w:hAnsi="Arial"/>
-          <w:b w:val="0"/>
-          <w:sz w:val="21"/>
-        </w:rPr>
         <w:t>Od sierpnia 2022 — Związek Polskich Artystów Plastyków (ZPAP), Warszawa, Polska.</w:t>
       </w:r>
     </w:p>
@@ -597,486 +87,151 @@
     </w:p>
     <w:p>
       <w:pPr>
-        <w:keepNext/>
-        <w:widowControl/>
-        <w:spacing w:after="140" w:before="0" w:line="520" w:lineRule="exact"/>
-        <w:jc w:val="left"/>
+        <w:pStyle w:val="Title"/>
       </w:pPr>
       <w:r>
-        <w:rPr>
-          <w:rFonts w:ascii="Arial" w:hAnsi="Arial"/>
-          <w:b/>
-          <w:sz w:val="44"/>
-        </w:rPr>
-        <w:t>DROGA ARTYSTYCZNA</w:t>
+        <w:t>Wystawy i nagrody</w:t>
+      </w:r>
+    </w:p>
+    <w:p>
+      <w:r>
+        <w:t>Krystyna Mishchenko</w:t>
       </w:r>
     </w:p>
     <w:p>
       <w:pPr>
-        <w:widowControl/>
-        <w:spacing w:after="120" w:before="0" w:line="260" w:lineRule="exact"/>
-        <w:jc w:val="left"/>
+        <w:pStyle w:val="Heading1"/>
       </w:pPr>
       <w:r>
-        <w:rPr>
-          <w:rFonts w:ascii="Arial" w:hAnsi="Arial"/>
-          <w:b w:val="0"/>
-          <w:sz w:val="21"/>
-        </w:rPr>
-        <w:t>Ciąg dalszy</w:t>
+        <w:t>Wystawy i projekty artystyczne</w:t>
+      </w:r>
+    </w:p>
+    <w:p>
+      <w:r>
+        <w:t>11.04.2024 · Niezłomność tradycji — Narodowe Muzeum Sztuki Dekoracyjnej Ukrainy, Kijów, Ukraina.</w:t>
+      </w:r>
+    </w:p>
+    <w:p>
+      <w:r>
+        <w:t>2023 · Sztuka młodych — projekt wystawienniczy, Lwów, Ukraina.</w:t>
+      </w:r>
+    </w:p>
+    <w:p>
+      <w:r>
+        <w:t>2023 · Dziedzictwo i nowatorstwo — Narodowy Związek Artystów Ukrainy, Kijów, Ukraina.</w:t>
+      </w:r>
+    </w:p>
+    <w:p>
+      <w:r>
+        <w:t>15.04–07.05.2023 · Korzenie ukraińskiej duszy — Warszawa, Polska.</w:t>
+      </w:r>
+    </w:p>
+    <w:p>
+      <w:r>
+        <w:t>17.02–03.03.2023 · Korzenie ukraińskiej duszy — Dom Unii Europejskiej, Ryga, Łotwa.</w:t>
+      </w:r>
+    </w:p>
+    <w:p>
+      <w:r>
+        <w:t>14–28.11.2022 · Poland – Finland – Ukraine Unit in Art for Peace — Komisja Europejska, Helsinki, Finlandia.</w:t>
+      </w:r>
+    </w:p>
+    <w:p>
+      <w:r>
+        <w:t>2022 · Sztuka dla Ukrainy — projekt międzynarodowy, Brenna, Polska.</w:t>
+      </w:r>
+    </w:p>
+    <w:p>
+      <w:r>
+        <w:t>2022 · Dobro — instrukcja. Polsko-ukraińska wystawa filozofii i sztuki dla dzieci od 4 do 104 lat — Wawerskie Centrum Kultury, Międzylesie, Warszawa, Polska.</w:t>
+      </w:r>
+    </w:p>
+    <w:p>
+      <w:r>
+        <w:t>2022 · II Ogólnopolskie Biennale Małej Formy Ceramicznej — Centrum Kultury Wejherowo, Wejherowo, Polska.</w:t>
+      </w:r>
+    </w:p>
+    <w:p>
+      <w:r>
+        <w:t>2022 · Azymut Chrzęsne 2022 — wernisaż, Chrzęsne, Polska.</w:t>
+      </w:r>
+    </w:p>
+    <w:p>
+      <w:r>
+        <w:t>2022 · Otwarte Ogrody Artystów Dąbrowy — wystawa jednodniowa, Warszawa, Polska.</w:t>
+      </w:r>
+    </w:p>
+    <w:p>
+      <w:r>
+        <w:t>2022 · Beskidzki Dom Zielin „Przytulnia” — wystawa jednodniowa, Brenna, Polska.</w:t>
+      </w:r>
+    </w:p>
+    <w:p>
+      <w:r>
+        <w:t>15–22.05.2021 · CeGlina 2021 — projekt ceramiki współczesnej, galeria CeGlinaArt, Kijów, Ukraina.</w:t>
+      </w:r>
+    </w:p>
+    <w:p>
+      <w:r>
+        <w:t>2019 · Najlepsze dzieło 2019 roku — ogólnoukraińska wystawa i konkurs, Narodowe Stowarzyszenie Artystów Sztuki Ludowej Ukrainy, Kijów, Ukraina.</w:t>
       </w:r>
     </w:p>
     <w:p>
       <w:pPr>
-        <w:keepNext/>
-        <w:widowControl/>
-        <w:spacing w:after="180" w:before="200" w:line="320" w:lineRule="exact"/>
-        <w:jc w:val="left"/>
+        <w:pStyle w:val="Heading1"/>
       </w:pPr>
       <w:r>
-        <w:rPr>
-          <w:rFonts w:ascii="Arial" w:hAnsi="Arial"/>
-          <w:b/>
-          <w:color w:val="574B36"/>
-          <w:sz w:val="26"/>
-        </w:rPr>
-        <w:t>Tożsamość, pamięć i granice ludzkiego istnienia</w:t>
+        <w:t>Nagrody i wyróżnienia</w:t>
       </w:r>
     </w:p>
     <w:p>
-      <w:pPr>
-        <w:widowControl/>
-        <w:spacing w:after="180" w:before="0" w:line="280" w:lineRule="exact"/>
-        <w:jc w:val="both"/>
-      </w:pPr>
       <w:r>
-        <w:rPr>
-          <w:rFonts w:ascii="Arial" w:hAnsi="Arial"/>
-          <w:b w:val="0"/>
-          <w:sz w:val="21"/>
-        </w:rPr>
-        <w:t>U podstaw znacznej części prac leży zainteresowanie wewnętrznym światem człowieka — jego dążeniem do wolności, potrzebą przynależności do społeczeństwa, zdolnością do zachowania indywidualności i doświadczania nieuniknionych zmian.</w:t>
+        <w:t>2021 · GOLDEN TIME, Międzynarodowy Festiwal Sztuki, Londyn, Wielka Brytania — I i II miejsce.</w:t>
       </w:r>
     </w:p>
     <w:p>
-      <w:pPr>
-        <w:widowControl/>
-        <w:spacing w:after="180" w:before="0" w:line="280" w:lineRule="exact"/>
-        <w:jc w:val="both"/>
-      </w:pPr>
       <w:r>
-        <w:rPr>
-          <w:rFonts w:ascii="Arial" w:hAnsi="Arial"/>
-          <w:b w:val="0"/>
-          <w:sz w:val="21"/>
-        </w:rPr>
-        <w:t>Tematy te znajdują odzwierciedlenie w kompozycji Białe maki (2022), w której relacja ludzkiej sylwetki i geometrycznego monolitu staje się metaforą napięcia między jednostką a systemem społecznym. Praca stawia pytania o cenę dostosowania, granice wolności oraz możliwość zachowania własnej tożsamości w przestrzeni ustalonych norm.</w:t>
+        <w:t>2021 · Moje terytorium inspiracji, III Ogólnoukraiński Konkurs Sztuki Użytkowej i Sztuk Pięknych, Łuck, Ukraina — I miejsce.</w:t>
       </w:r>
     </w:p>
     <w:p>
-      <w:pPr>
-        <w:widowControl/>
-        <w:spacing w:after="180" w:before="0" w:line="280" w:lineRule="exact"/>
-        <w:jc w:val="both"/>
-      </w:pPr>
       <w:r>
-        <w:rPr>
-          <w:rFonts w:ascii="Arial" w:hAnsi="Arial"/>
-          <w:b w:val="0"/>
-          <w:sz w:val="21"/>
-        </w:rPr>
-        <w:t>Inny wymiar ludzkiego doświadczenia ujawnia kompozycja Spotkania (2021), poświęcona izolacji, wyobcowaniu i potrzebie emocjonalnej bliskości. Poprzez współdziałanie samodzielnych obiektów ceramicznych badany jest paradoks komunikacji: fizyczna obecność nie zawsze oznacza autentyczną więź, natomiast brak bezpośredniego kontaktu może wyostrzyć poczucie bliskości i jej wartości.</w:t>
+        <w:t>02–05.2021 · MALYUY.UA, Międzynarodowy Festiwal Sztuki, Kijów, Ukraina — finalistka.</w:t>
       </w:r>
     </w:p>
     <w:p>
-      <w:pPr>
-        <w:widowControl/>
-        <w:spacing w:after="180" w:before="0" w:line="280" w:lineRule="exact"/>
-        <w:jc w:val="both"/>
-      </w:pPr>
       <w:r>
-        <w:rPr>
-          <w:rFonts w:ascii="Arial" w:hAnsi="Arial"/>
-          <w:b w:val="0"/>
-          <w:sz w:val="21"/>
-        </w:rPr>
-        <w:t>Osobne miejsce zajmują prace, w których pustka staje się głównym nośnikiem znaczenia. W kompozycjach Cienie zapomnianych głosów (2021) i Cienie 2022 roku (2022) rozpoznawalne ludzkie sylwetki powstają dzięki nieobecności materialnej formy. Ten zabieg artystyczny pozwala badać dwoistość obecności i znikania, pamięci i straty.</w:t>
-      </w:r>
-    </w:p>
-    <w:p>
-      <w:pPr>
-        <w:widowControl/>
-        <w:spacing w:after="180" w:before="0" w:line="280" w:lineRule="exact"/>
-        <w:jc w:val="both"/>
-      </w:pPr>
-      <w:r>
-        <w:rPr>
-          <w:rFonts w:ascii="Arial" w:hAnsi="Arial"/>
-          <w:b w:val="0"/>
-          <w:sz w:val="21"/>
-        </w:rPr>
-        <w:t>W kontekście wydarzeń 2022 roku temat nieobecności zyskuje szczególną głębię emocjonalną. Człowiek może zniknąć z fizycznej przestrzeni, nadal istniejąc we wspomnieniach i wewnętrznym świecie tych, którzy pozostali.</w:t>
-      </w:r>
-    </w:p>
-    <w:p>
-      <w:pPr>
-        <w:widowControl/>
-        <w:spacing w:after="180" w:before="0" w:line="280" w:lineRule="exact"/>
-        <w:jc w:val="both"/>
-      </w:pPr>
-      <w:r>
-        <w:rPr>
-          <w:rFonts w:ascii="Arial" w:hAnsi="Arial"/>
-          <w:b w:val="0"/>
-          <w:sz w:val="21"/>
-        </w:rPr>
-        <w:t>Do tematyki wojny, zniszczenia i oporu nawiązuje również kompozycja Na linii ognia. Zewnętrzna konfrontacja jest w niej nierozłączna z konfliktem wewnętrznym, a przeżyte doświadczenia stają się częścią ludzkiej pamięci i osobistej historii.</w:t>
-      </w:r>
-    </w:p>
-    <w:p>
-      <w:pPr>
-        <w:widowControl/>
-        <w:spacing w:after="180" w:before="0" w:line="280" w:lineRule="exact"/>
-        <w:jc w:val="both"/>
-      </w:pPr>
-      <w:r>
-        <w:rPr>
-          <w:rFonts w:ascii="Arial" w:hAnsi="Arial"/>
-          <w:b w:val="0"/>
-          <w:sz w:val="21"/>
-        </w:rPr>
-        <w:t>Forma artystyczna staje się więc środkiem refleksji nad stanami, których nie sposób przekazać wyłącznie poprzez dosłowne przedstawienie.</w:t>
-      </w:r>
-    </w:p>
-    <w:p>
-      <w:pPr>
-        <w:keepNext/>
-        <w:widowControl/>
-        <w:spacing w:after="180" w:before="200" w:line="320" w:lineRule="exact"/>
-        <w:jc w:val="left"/>
-      </w:pPr>
-      <w:r>
-        <w:rPr>
-          <w:rFonts w:ascii="Arial" w:hAnsi="Arial"/>
-          <w:b/>
-          <w:color w:val="574B36"/>
-          <w:sz w:val="26"/>
-        </w:rPr>
-        <w:t>Transformacja: widz jako współautor</w:t>
-      </w:r>
-    </w:p>
-    <w:p>
-      <w:pPr>
-        <w:widowControl/>
-        <w:spacing w:after="180" w:before="0" w:line="280" w:lineRule="exact"/>
-        <w:jc w:val="both"/>
-      </w:pPr>
-      <w:r>
-        <w:rPr>
-          <w:rFonts w:ascii="Arial" w:hAnsi="Arial"/>
-          <w:b w:val="0"/>
-          <w:sz w:val="21"/>
-        </w:rPr>
-        <w:t>Jednym z kluczowych kierunków praktyki twórczej jest badanie transformowalnej kompozycji ceramicznej i możliwości bezpośredniej interakcji widza z dziełem.</w:t>
-      </w:r>
-    </w:p>
-    <w:p>
-      <w:pPr>
-        <w:widowControl/>
-        <w:spacing w:after="180" w:before="0" w:line="280" w:lineRule="exact"/>
-        <w:jc w:val="both"/>
-      </w:pPr>
-      <w:r>
-        <w:rPr>
-          <w:rFonts w:ascii="Arial" w:hAnsi="Arial"/>
-          <w:b w:val="0"/>
-          <w:sz w:val="21"/>
-        </w:rPr>
-        <w:t>U podstaw tego podejścia leży dążenie do przekroczenia tradycyjnego dystansu między obiektem artystycznym a publicznością. Dzieło rozumiane jest nie tylko jako ukończona forma materialna, ale także jako otwarty system, zdolny zmieniać się w procesie interakcji.</w:t>
-      </w:r>
-    </w:p>
-    <w:p>
-      <w:pPr>
-        <w:widowControl/>
-        <w:spacing w:after="180" w:before="0" w:line="280" w:lineRule="exact"/>
-        <w:jc w:val="both"/>
-      </w:pPr>
-      <w:r>
-        <w:rPr>
-          <w:rFonts w:ascii="Arial" w:hAnsi="Arial"/>
-          <w:b w:val="0"/>
-          <w:sz w:val="21"/>
-        </w:rPr>
-        <w:t>Szczególne ucieleśnienie idea ta znalazła w pracy dyplomowej Kapitał tożsamości, poświęconej nieustannemu kształtowaniu ludzkiej indywidualności.</w:t>
-      </w:r>
-    </w:p>
-    <w:p>
-      <w:pPr>
-        <w:widowControl/>
-        <w:spacing w:after="180" w:before="0" w:line="280" w:lineRule="exact"/>
-        <w:jc w:val="both"/>
-      </w:pPr>
-      <w:r>
-        <w:rPr>
-          <w:rFonts w:ascii="Arial" w:hAnsi="Arial"/>
-          <w:b w:val="0"/>
-          <w:sz w:val="21"/>
-        </w:rPr>
-        <w:t>Kompozycja łączy samodzielne elementy ceramiczne, symbolizujące różne składniki osobowości: zdobyte doświadczenie, wiedzę, przekonania, przynależność kulturową, wspomnienia i indywidualne cechy.</w:t>
-      </w:r>
-    </w:p>
-    <w:p>
-      <w:pPr>
-        <w:widowControl/>
-        <w:spacing w:after="180" w:before="0" w:line="280" w:lineRule="exact"/>
-        <w:jc w:val="both"/>
-      </w:pPr>
-      <w:r>
-        <w:rPr>
-          <w:rFonts w:ascii="Arial" w:hAnsi="Arial"/>
-          <w:b w:val="0"/>
-          <w:sz w:val="21"/>
-        </w:rPr>
-        <w:t>Możliwość zmiany położenia fragmentów przemienia transformację w metaforę rozwoju osobistego. Tak jak człowiek przez całe życie na nowo interpretuje własne doświadczenia i tworzy wewnętrzne powiązania, tak poszczególne elementy dzieła mogą budować wiele niepowtarzalnych rozwiązań kompozycyjnych.</w:t>
-      </w:r>
-    </w:p>
-    <w:p>
-      <w:pPr>
-        <w:widowControl/>
-        <w:spacing w:after="180" w:before="0" w:line="280" w:lineRule="exact"/>
-        <w:jc w:val="both"/>
-      </w:pPr>
-      <w:r>
-        <w:rPr>
-          <w:rFonts w:ascii="Arial" w:hAnsi="Arial"/>
-          <w:b w:val="0"/>
-          <w:sz w:val="21"/>
-        </w:rPr>
-        <w:t>Widz otrzymuje możliwość stania się współautorem poprzez bezpośredni udział w tworzeniu formy artystycznej. Każde nowe zestawienie elementów odzwierciedla indywidualne postrzeganie, wybór i dążenie do własnej interpretacji całości.</w:t>
-      </w:r>
-    </w:p>
-    <w:p>
-      <w:pPr>
-        <w:widowControl/>
-        <w:spacing w:after="180" w:before="0" w:line="280" w:lineRule="exact"/>
-        <w:jc w:val="both"/>
-      </w:pPr>
-      <w:r>
-        <w:rPr>
-          <w:rFonts w:ascii="Arial" w:hAnsi="Arial"/>
-          <w:b w:val="0"/>
-          <w:sz w:val="21"/>
-        </w:rPr>
-        <w:t>W tej interakcji ujawnia się jedna z centralnych zasad filozofii artystycznej Mishchenko: tożsamość nie jest ostatecznie ukształtowaną strukturą, lecz nieustannym procesem tworzenia siebie.</w:t>
-      </w:r>
-    </w:p>
-    <w:p>
-      <w:pPr>
-        <w:keepNext/>
-        <w:widowControl/>
-        <w:spacing w:after="180" w:before="200" w:line="320" w:lineRule="exact"/>
-        <w:jc w:val="left"/>
-      </w:pPr>
-      <w:r>
-        <w:rPr>
-          <w:rFonts w:ascii="Arial" w:hAnsi="Arial"/>
-          <w:b/>
-          <w:color w:val="574B36"/>
-          <w:sz w:val="26"/>
-        </w:rPr>
-        <w:t>Międzynarodowa działalność wystawiennicza</w:t>
-      </w:r>
-    </w:p>
-    <w:p>
-      <w:pPr>
-        <w:widowControl/>
-        <w:spacing w:after="180" w:before="0" w:line="280" w:lineRule="exact"/>
-        <w:jc w:val="both"/>
-      </w:pPr>
-      <w:r>
-        <w:rPr>
-          <w:rFonts w:ascii="Arial" w:hAnsi="Arial"/>
-          <w:b w:val="0"/>
-          <w:sz w:val="21"/>
-        </w:rPr>
-        <w:t>Działalność twórcza rozwijała się w międzynarodowej przestrzeni artystycznej obejmującej Ukrainę, Polskę, Łotwę i Finlandię.</w:t>
-      </w:r>
-    </w:p>
-    <w:p>
-      <w:pPr>
-        <w:widowControl/>
-        <w:spacing w:after="180" w:before="0" w:line="280" w:lineRule="exact"/>
-        <w:jc w:val="both"/>
-      </w:pPr>
-      <w:r>
-        <w:rPr>
-          <w:rFonts w:ascii="Arial" w:hAnsi="Arial"/>
-          <w:b w:val="0"/>
-          <w:sz w:val="21"/>
-        </w:rPr>
-        <w:t>Międzynarodowe projekty artystyczne w 2022 roku poszerzyły możliwości prezentacji autorskich dzieł i profesjonalnej współpracy ze środowiskiem artystycznym.</w:t>
-      </w:r>
-    </w:p>
-    <w:p>
-      <w:pPr>
-        <w:widowControl/>
-        <w:spacing w:after="180" w:before="0" w:line="280" w:lineRule="exact"/>
-        <w:jc w:val="both"/>
-      </w:pPr>
-      <w:r>
-        <w:rPr>
-          <w:rFonts w:ascii="Arial" w:hAnsi="Arial"/>
-          <w:b w:val="0"/>
-          <w:sz w:val="21"/>
-        </w:rPr>
-        <w:t>Od sierpnia 2022 roku — członkostwo w Związku Polskich Artystów Plastyków (ZPAP), Warszawa, Polska.</w:t>
-      </w:r>
-    </w:p>
-    <w:p>
-      <w:pPr>
-        <w:widowControl/>
-        <w:spacing w:after="180" w:before="0" w:line="280" w:lineRule="exact"/>
-        <w:jc w:val="both"/>
-      </w:pPr>
-      <w:r>
-        <w:rPr>
-          <w:rFonts w:ascii="Arial" w:hAnsi="Arial"/>
-          <w:b w:val="0"/>
-          <w:sz w:val="21"/>
-        </w:rPr>
-        <w:t>W 2023 roku prace zostały zaprezentowane w ramach projektów wystawienniczych Korzenie ukraińskiej duszy w Rydze i Warszawie, poświęconych zachowaniu i refleksji nad ukraińską tożsamością kulturową.</w:t>
-      </w:r>
-    </w:p>
-    <w:p>
-      <w:pPr>
-        <w:widowControl/>
-        <w:spacing w:after="180" w:before="0" w:line="280" w:lineRule="exact"/>
-        <w:jc w:val="both"/>
-      </w:pPr>
-      <w:r>
-        <w:rPr>
-          <w:rFonts w:ascii="Arial" w:hAnsi="Arial"/>
-          <w:b w:val="0"/>
-          <w:sz w:val="21"/>
-        </w:rPr>
-        <w:t>W kwietniu 2024 roku odbył się udział w projekcie wystawienniczym Niezłomność tradycji w Narodowym Muzeum Sztuki Dekoracyjnej Ukrainy w Kijowie.</w:t>
-      </w:r>
-    </w:p>
-    <w:p>
-      <w:pPr>
-        <w:widowControl/>
-        <w:spacing w:after="180" w:before="0" w:line="280" w:lineRule="exact"/>
-        <w:jc w:val="both"/>
-      </w:pPr>
-      <w:r>
-        <w:rPr>
-          <w:rFonts w:ascii="Arial" w:hAnsi="Arial"/>
-          <w:b w:val="0"/>
-          <w:sz w:val="21"/>
-        </w:rPr>
-        <w:t>Międzynarodowa działalność wystawiennicza stała się ważną częścią rozwoju zawodowego, tworząc przestrzeń dialogu międzykulturowego, wymiany idei artystycznych i prezentacji autorskiego spojrzenia na sztukę współczesną.</w:t>
-      </w:r>
-    </w:p>
-    <w:p>
-      <w:pPr>
-        <w:keepNext/>
-        <w:widowControl/>
-        <w:spacing w:after="180" w:before="200" w:line="320" w:lineRule="exact"/>
-        <w:jc w:val="left"/>
-      </w:pPr>
-      <w:r>
-        <w:rPr>
-          <w:rFonts w:ascii="Arial" w:hAnsi="Arial"/>
-          <w:b/>
-          <w:color w:val="574B36"/>
-          <w:sz w:val="26"/>
-        </w:rPr>
-        <w:t>Filozofia artystyczna</w:t>
-      </w:r>
-    </w:p>
-    <w:p>
-      <w:pPr>
-        <w:widowControl/>
-        <w:spacing w:after="180" w:before="0" w:line="280" w:lineRule="exact"/>
-        <w:jc w:val="both"/>
-      </w:pPr>
-      <w:r>
-        <w:rPr>
-          <w:rFonts w:ascii="Arial" w:hAnsi="Arial"/>
-          <w:b w:val="0"/>
-          <w:sz w:val="21"/>
-        </w:rPr>
-        <w:t>Forma nigdy nie istnieje wyłącznie dla własnej ekspresji estetycznej. Za jej plastyką, kolorem, fakturą i relacjami przestrzennymi kryje się dążenie do badania natury ludzkiego doświadczenia.</w:t>
-      </w:r>
-    </w:p>
-    <w:p>
-      <w:pPr>
-        <w:widowControl/>
-        <w:spacing w:after="180" w:before="0" w:line="280" w:lineRule="exact"/>
-        <w:jc w:val="both"/>
-      </w:pPr>
-      <w:r>
-        <w:rPr>
-          <w:rFonts w:ascii="Arial" w:hAnsi="Arial"/>
-          <w:b w:val="0"/>
-          <w:sz w:val="21"/>
-        </w:rPr>
-        <w:t>Szczególnego znaczenia nabiera idea sprzeczności: między wolnością a ograniczeniem, trwałością a kruchością, obecnością a nieobecnością, indywidualnością a przynależnością do całości.</w:t>
-      </w:r>
-    </w:p>
-    <w:p>
-      <w:pPr>
-        <w:widowControl/>
-        <w:spacing w:after="180" w:before="0" w:line="280" w:lineRule="exact"/>
-        <w:jc w:val="both"/>
-      </w:pPr>
-      <w:r>
-        <w:rPr>
-          <w:rFonts w:ascii="Arial" w:hAnsi="Arial"/>
-          <w:b w:val="0"/>
-          <w:sz w:val="21"/>
-        </w:rPr>
-        <w:t>Dzieła nie dążą do zaproponowania widzowi jednej właściwej interpretacji. Przeciwnie, tworzą przestrzeń refleksji, osobistego przeżywania i samodzielnego poszukiwania znaczenia.</w:t>
-      </w:r>
-    </w:p>
-    <w:p>
-      <w:pPr>
-        <w:widowControl/>
-        <w:spacing w:after="180" w:before="0" w:line="280" w:lineRule="exact"/>
-        <w:jc w:val="both"/>
-      </w:pPr>
-      <w:r>
-        <w:rPr>
-          <w:rFonts w:ascii="Arial" w:hAnsi="Arial"/>
-          <w:b w:val="0"/>
-          <w:sz w:val="21"/>
-        </w:rPr>
-        <w:t>Rozwój autorskiej praktyki wiąże się z dalszym badaniem rzeźby konceptualnej, obiektów transformowalnych oraz współdziałania różnych dyscyplin wizualnych.</w:t>
-      </w:r>
-    </w:p>
-    <w:p>
-      <w:pPr>
-        <w:widowControl/>
-        <w:spacing w:after="180" w:before="0" w:line="280" w:lineRule="exact"/>
-        <w:jc w:val="both"/>
-      </w:pPr>
-      <w:r>
-        <w:rPr>
-          <w:rFonts w:ascii="Arial" w:hAnsi="Arial"/>
-          <w:b w:val="0"/>
-          <w:sz w:val="21"/>
-        </w:rPr>
-        <w:t>Sztuka staje się tu nie tyle sposobem przedstawiania rzeczywistości, ile możliwością stawiania pytań o człowieka, jego wewnętrzny świat i zdolność samodzielnego określania formy własnego istnienia.</w:t>
+        <w:t>2020 · Marzeń nigdy za wiele, II Ogólnoukraiński Konkurs Artystyczny, Tarnopol, Ukraina — I miejsce.</w:t>
       </w:r>
     </w:p>
     <w:sectPr>
+      <w:footerReference w:type="default" r:id="rId9"/>
       <w:pgSz w:w="11906" w:h="16838"/>
-      <w:pgMar w:top="652" w:right="624" w:bottom="680" w:left="624" w:header="720" w:footer="720" w:gutter="0"/>
+      <w:pgMar w:top="879" w:right="964" w:bottom="850" w:left="964" w:header="720" w:footer="720" w:gutter="0"/>
       <w:cols w:space="720"/>
       <w:docGrid w:linePitch="360"/>
     </w:sectPr>
   </w:body>
 </w:document>
+</file>
+
+<file path=word/footer1.xml><?xml version="1.0" encoding="utf-8"?>
+<w:ftr xmlns:m="http://schemas.openxmlformats.org/officeDocument/2006/math" xmlns:mc="http://schemas.openxmlformats.org/markup-compatibility/2006" xmlns:mo="http://schemas.microsoft.com/office/mac/office/2008/main" xmlns:mv="urn:schemas-microsoft-com:mac:vml" xmlns:o="urn:schemas-microsoft-com:office:office" xmlns:r="http://schemas.openxmlformats.org/officeDocument/2006/relationships" xmlns:v="urn:schemas-microsoft-com:vml" xmlns:w10="urn:schemas-microsoft-com:office:word" xmlns:w14="http://schemas.microsoft.com/office/word/2010/wordml" xmlns:w="http://schemas.openxmlformats.org/wordprocessingml/2006/main" xmlns:wne="http://schemas.microsoft.com/office/word/2006/wordml" xmlns:wp14="http://schemas.microsoft.com/office/word/2010/wordprocessingDrawing" xmlns:wp="http://schemas.openxmlformats.org/drawingml/2006/wordprocessingDrawing" xmlns:wpc="http://schemas.microsoft.com/office/word/2010/wordprocessingCanvas" xmlns:wpg="http://schemas.microsoft.com/office/word/2010/wordprocessingGroup" xmlns:wpi="http://schemas.microsoft.com/office/word/2010/wordprocessingInk" xmlns:wps="http://schemas.microsoft.com/office/word/2010/wordprocessingShape" mc:Ignorable="w14 wp14">
+  <w:p>
+    <w:pPr>
+      <w:pStyle w:val="Footer"/>
+      <w:jc w:val="right"/>
+    </w:pPr>
+    <w:r>
+      <w:rPr>
+        <w:color w:val="666666"/>
+        <w:sz w:val="16"/>
+      </w:rPr>
+      <w:t xml:space="preserve">Krystyna Mishchenko  ·  </w:t>
+    </w:r>
+    <w:fldSimple w:instr="PAGE"/>
+  </w:p>
+</w:ftr>
 </file>
 
 <file path=word/numbering.xml><?xml version="1.0" encoding="utf-8"?>
@@ -1443,10 +598,12 @@
     <w:qFormat/>
     <w:rsid w:val="00FC693F"/>
     <w:pPr>
-      <w:spacing w:line="240" w:lineRule="auto" w:after="120"/>
+      <w:widowControl/>
+      <w:spacing w:after="120" w:line="269" w:lineRule="auto"/>
     </w:pPr>
     <w:rPr>
       <w:rFonts w:ascii="Arial" w:hAnsi="Arial"/>
+      <w:color w:val="000000"/>
       <w:sz w:val="21"/>
     </w:rPr>
   </w:style>
@@ -1505,15 +662,15 @@
     <w:pPr>
       <w:keepNext/>
       <w:keepLines/>
-      <w:spacing w:before="480" w:after="0"/>
+      <w:spacing w:before="240" w:after="120" w:line="269" w:lineRule="auto"/>
       <w:outlineLvl w:val="0"/>
     </w:pPr>
     <w:rPr>
-      <w:rFonts w:asciiTheme="majorHAnsi" w:eastAsiaTheme="majorEastAsia" w:hAnsiTheme="majorHAnsi" w:cstheme="majorBidi"/>
+      <w:rFonts w:asciiTheme="majorHAnsi" w:eastAsiaTheme="majorEastAsia" w:hAnsiTheme="majorHAnsi" w:cstheme="majorBidi" w:ascii="Arial" w:hAnsi="Arial"/>
       <w:b/>
       <w:bCs/>
-      <w:color w:val="365F91" w:themeColor="accent1" w:themeShade="BF"/>
-      <w:sz w:val="28"/>
+      <w:color w:val="000000"/>
+      <w:sz w:val="26"/>
       <w:szCs w:val="28"/>
     </w:rPr>
   </w:style>
@@ -1529,15 +686,15 @@
     <w:pPr>
       <w:keepNext/>
       <w:keepLines/>
-      <w:spacing w:before="200" w:after="0"/>
+      <w:spacing w:before="200" w:after="120" w:line="269" w:lineRule="auto"/>
       <w:outlineLvl w:val="1"/>
     </w:pPr>
     <w:rPr>
-      <w:rFonts w:asciiTheme="majorHAnsi" w:eastAsiaTheme="majorEastAsia" w:hAnsiTheme="majorHAnsi" w:cstheme="majorBidi"/>
+      <w:rFonts w:asciiTheme="majorHAnsi" w:eastAsiaTheme="majorEastAsia" w:hAnsiTheme="majorHAnsi" w:cstheme="majorBidi" w:ascii="Arial" w:hAnsi="Arial"/>
       <w:b/>
       <w:bCs/>
-      <w:color w:val="4F81BD" w:themeColor="accent1"/>
-      <w:sz w:val="26"/>
+      <w:color w:val="000000"/>
+      <w:sz w:val="22"/>
       <w:szCs w:val="26"/>
     </w:rPr>
   </w:style>
@@ -1791,18 +948,17 @@
     <w:qFormat/>
     <w:rsid w:val="00FC693F"/>
     <w:pPr>
-      <w:pBdr>
-        <w:bottom w:val="single" w:sz="8" w:space="4" w:color="4F81BD" w:themeColor="accent1"/>
-      </w:pBdr>
-      <w:spacing w:after="300" w:line="240" w:lineRule="auto"/>
+      <w:keepNext/>
+      <w:spacing w:after="120" w:line="269" w:lineRule="auto"/>
       <w:contextualSpacing/>
     </w:pPr>
     <w:rPr>
-      <w:rFonts w:asciiTheme="majorHAnsi" w:eastAsiaTheme="majorEastAsia" w:hAnsiTheme="majorHAnsi" w:cstheme="majorBidi"/>
-      <w:color w:val="17365D" w:themeColor="text2" w:themeShade="BF"/>
+      <w:rFonts w:asciiTheme="majorHAnsi" w:eastAsiaTheme="majorEastAsia" w:hAnsiTheme="majorHAnsi" w:cstheme="majorBidi" w:ascii="Arial" w:hAnsi="Arial"/>
+      <w:b/>
+      <w:color w:val="000000"/>
       <w:spacing w:val="5"/>
       <w:kern w:val="28"/>
-      <w:sz w:val="52"/>
+      <w:sz w:val="48"/>
       <w:szCs w:val="52"/>
     </w:rPr>
   </w:style>
@@ -2278,9 +1434,6 @@
     <w:qFormat/>
     <w:rsid w:val="00FC693F"/>
     <w:pPr>
-      <w:pBdr>
-        <w:bottom w:val="single" w:sz="4" w:space="4" w:color="4F81BD" w:themeColor="accent1"/>
-      </w:pBdr>
       <w:spacing w:before="200" w:after="280"/>
       <w:ind w:left="936" w:right="936"/>
     </w:pPr>

--- a/dist/assets/documents/Krystyna-Mishchenko-Artistic-Journey-PL.docx
+++ b/dist/assets/documents/Krystyna-Mishchenko-Artistic-Journey-PL.docx
@@ -2,6 +2,18 @@
 <file path=word/document.xml><?xml version="1.0" encoding="utf-8"?>
 <w:document xmlns:wpc="http://schemas.microsoft.com/office/word/2010/wordprocessingCanvas" xmlns:mo="http://schemas.microsoft.com/office/mac/office/2008/main" xmlns:mc="http://schemas.openxmlformats.org/markup-compatibility/2006" xmlns:mv="urn:schemas-microsoft-com:mac:vml" xmlns:o="urn:schemas-microsoft-com:office:office" xmlns:r="http://schemas.openxmlformats.org/officeDocument/2006/relationships" xmlns:m="http://schemas.openxmlformats.org/officeDocument/2006/math" xmlns:v="urn:schemas-microsoft-com:vml" xmlns:wp14="http://schemas.microsoft.com/office/word/2010/wordprocessingDrawing" xmlns:wp="http://schemas.openxmlformats.org/drawingml/2006/wordprocessingDrawing" xmlns:w10="urn:schemas-microsoft-com:office:word" xmlns:w="http://schemas.openxmlformats.org/wordprocessingml/2006/main" xmlns:w14="http://schemas.microsoft.com/office/word/2010/wordml" xmlns:wpg="http://schemas.microsoft.com/office/word/2010/wordprocessingGroup" xmlns:wpi="http://schemas.microsoft.com/office/word/2010/wordprocessingInk" xmlns:wne="http://schemas.microsoft.com/office/word/2006/wordml" xmlns:wps="http://schemas.microsoft.com/office/word/2010/wordprocessingShape" mc:Ignorable="w14 wp14">
   <w:body>
+    <w:p>
+      <w:pPr>
+        <w:spacing w:after="220"/>
+      </w:pPr>
+      <w:r>
+        <w:rPr>
+          <w:color w:val="574B36"/>
+          <w:sz w:val="18"/>
+        </w:rPr>
+        <w:t>DROGA ARTYSTYCZNA</w:t>
+      </w:r>
+    </w:p>
     <w:p>
       <w:pPr>
         <w:pStyle w:val="Title"/>
@@ -11,73 +23,110 @@
       </w:r>
     </w:p>
     <w:p>
-      <w:pPr>
-        <w:pStyle w:val="Heading2"/>
-      </w:pPr>
       <w:r>
-        <w:t>Droga artystyczna</w:t>
+        <w:t>Ceramika artystyczna i rzeźba</w:t>
+      </w:r>
+    </w:p>
+    <w:tbl>
+      <w:tblPr>
+        <w:tblW w:type="auto" w:w="0"/>
+        <w:tblLook w:firstColumn="1" w:firstRow="1" w:lastColumn="0" w:lastRow="0" w:noHBand="0" w:noVBand="1" w:val="04A0"/>
+      </w:tblPr>
+      <w:tblGrid>
+        <w:gridCol w:w="9866"/>
+      </w:tblGrid>
+      <w:tr>
+        <w:tc>
+          <w:tcPr>
+            <w:tcW w:type="dxa" w:w="9866"/>
+            <w:shd w:fill="F2EEE6"/>
+          </w:tcPr>
+          <w:p>
+            <w:pPr>
+              <w:spacing w:after="60"/>
+            </w:pPr>
+            <w:r>
+              <w:rPr>
+                <w:sz w:val="17"/>
+              </w:rPr>
+              <w:t>Urodzona w 1997 roku  ·  Chemnitz, Saksonia, Niemcy</w:t>
+            </w:r>
+          </w:p>
+          <w:p>
+            <w:pPr>
+              <w:spacing w:after="60"/>
+            </w:pPr>
+            <w:r>
+              <w:rPr>
+                <w:sz w:val="17"/>
+              </w:rPr>
+              <w:t>m.krystyna.197@gmail.com  ·  DE +49 1575 3604617  ·  UA +380 93 1324782</w:t>
+            </w:r>
+          </w:p>
+        </w:tc>
+      </w:tr>
+    </w:tbl>
+    <w:p>
+      <w:r>
+        <w:t>Krystyna Mishchenko jest ukraińską artystką, urodzoną w 1997 roku, mieszkającą i pracującą w Chemnitz w Niemczech. Jej głównym medium jest ceramika; rysunek i malarstwo towarzyszą poszukiwaniom języka rzeźbiarskiego. Ludzka sylwetka, forma geometryczna i pustka pozwalają jej mówić o wolności, przynależności i wewnętrznym doświadczeniu człowieka.</w:t>
       </w:r>
     </w:p>
     <w:p>
       <w:r>
-        <w:t>Artystka ceramiczka · Sztuki wizualne</w:t>
+        <w:t>W 2016 roku ukończyła Szkołę Artystyczną w Charkowie. W Państwowej Akademii im. Mychajła Bojczuka w Kijowie uzyskała licencjat w 2020 roku i magisterium z ceramiki artystycznej w 2022 roku. Uczestniczyła w projektach artystycznych w Ukrainie, Polsce, Łotwie i Finlandii. Od sierpnia 2022 roku jest członkinią ZPAP w Warszawie.</w:t>
       </w:r>
     </w:p>
     <w:p>
       <w:r>
-        <w:t>Chemnitz, Saksonia, Niemcy</w:t>
+        <w:t>W 2022 roku uczestniczyła w dwutygodniowej międzynarodowej rezydencji Sztuka dla Ukrainy w Brennej i otrzymała stypendium Wawerskiego Centrum Kultury w Warszawie na projekt „Bez tytułu. Czy dobro ma imię”.</w:t>
       </w:r>
     </w:p>
     <w:p>
       <w:pPr>
-        <w:pStyle w:val="Heading1"/>
+        <w:spacing w:before="120"/>
       </w:pPr>
       <w:r>
-        <w:t>Od rysunku do formy przestrzennej</w:t>
-      </w:r>
-    </w:p>
-    <w:p>
-      <w:r>
-        <w:t>Krystyna Mishchenko jest ukraińską artystką ceramiczką mieszkającą w Chemnitz w Saksonii, w Niemczech. Edukację artystyczną rozpoczęła w Szkole Artystycznej w Charkowie, gdzie w latach 2012–2016 uzyskała kwalifikacje artysty wykonawcy i nauczyciela. Następnie studiowała ceramikę artystyczną w Kijowskiej Państwowej Akademii Sztuki Dekoracyjnej i Projektowania im. Mychajła Bojczuka, kończąc studia licencjackie w 2020 roku i magisterskie w 2022 roku. Rysunek i malarstwo pozostają częścią jej praktyki obok rzeźby ceramicznej i sztuki dekoracyjnej.</w:t>
+        <w:drawing>
+          <wp:inline xmlns:a="http://schemas.openxmlformats.org/drawingml/2006/main" xmlns:pic="http://schemas.openxmlformats.org/drawingml/2006/picture">
+            <wp:extent cx="6083999" cy="4562999"/>
+            <wp:docPr id="1" name="Picture 1"/>
+            <wp:cNvGraphicFramePr>
+              <a:graphicFrameLocks noChangeAspect="1"/>
+            </wp:cNvGraphicFramePr>
+            <a:graphic>
+              <a:graphicData uri="http://schemas.openxmlformats.org/drawingml/2006/picture">
+                <pic:pic>
+                  <pic:nvPicPr>
+                    <pic:cNvPr id="0" name="1.jpg"/>
+                    <pic:cNvPicPr/>
+                  </pic:nvPicPr>
+                  <pic:blipFill>
+                    <a:blip r:embed="rId10"/>
+                    <a:stretch>
+                      <a:fillRect/>
+                    </a:stretch>
+                  </pic:blipFill>
+                  <pic:spPr>
+                    <a:xfrm>
+                      <a:off x="0" y="0"/>
+                      <a:ext cx="6083999" cy="4562999"/>
+                    </a:xfrm>
+                    <a:prstGeom prst="rect"/>
+                  </pic:spPr>
+                </pic:pic>
+              </a:graphicData>
+            </a:graphic>
+          </wp:inline>
+        </w:drawing>
       </w:r>
     </w:p>
     <w:p>
       <w:pPr>
-        <w:pStyle w:val="Heading1"/>
+        <w:pStyle w:val="Caption"/>
+        <w:keepNext w:val="0"/>
       </w:pPr>
       <w:r>
-        <w:t>Materiał i praktyka zawodowa</w:t>
-      </w:r>
-    </w:p>
-    <w:p>
-      <w:r>
-        <w:t>Praca w pracowniach ceramicznych połączyła wykształcenie akademickie z produkcją i nauczaniem. Artystka pracowała w PROCS w latach 2018–2021, w SAGA POTTERY od listopada 2020 do lutego 2022 roku oraz w Studio Gozhar w 2020 roku. Jej doświadczenie obejmuje opracowywanie wyrobów, koordynację pracy i prowadzenie zajęć ceramicznych dla dzieci i dorosłych. Masa szamotowa, porcelana, szkliwa i pigmenty pozwalają jej badać powierzchnię, bryłę oraz relację przedmiotu z otaczającą przestrzenią.</w:t>
-      </w:r>
-    </w:p>
-    <w:p>
-      <w:pPr>
-        <w:pStyle w:val="Heading1"/>
-      </w:pPr>
-      <w:r>
-        <w:t>Tożsamość, pamięć i udział widza</w:t>
-      </w:r>
-    </w:p>
-    <w:p>
-      <w:r>
-        <w:t>W kompozycjach ceramicznych artystka podejmuje zagadnienia indywidualności, przynależności, straty i wewnętrznego świata człowieka. W Białych makach dopasowanie ludzkiej postaci do geometrycznego bloku staje się pytaniem o konformizm i wolność. Chwila rozwija temat czasu poprzez relację materialnej formy, światła i pustki. Kapitał tożsamości przenosi te rozważania do kompozycji transformowalnej: elementy można przestawiać, zapraszając widza do współtworzenia dzieła. Tożsamość ukazana jest jako nieustanny proces stawania się.</w:t>
-      </w:r>
-    </w:p>
-    <w:p>
-      <w:pPr>
-        <w:pStyle w:val="Heading1"/>
-      </w:pPr>
-      <w:r>
-        <w:t>Członkostwo</w:t>
-      </w:r>
-    </w:p>
-    <w:p>
-      <w:r>
-        <w:t>Od sierpnia 2022 — Związek Polskich Artystów Plastyków (ZPAP), Warszawa, Polska.</w:t>
+        <w:t>Białe maki 2022 · Autorska kompozycja ceramiczna</w:t>
       </w:r>
     </w:p>
     <w:p>
@@ -90,7 +139,7 @@
         <w:pStyle w:val="Title"/>
       </w:pPr>
       <w:r>
-        <w:t>Wystawy i nagrody</w:t>
+        <w:t>Praktyka artystyczna</w:t>
       </w:r>
     </w:p>
     <w:p>
@@ -103,77 +152,17 @@
         <w:pStyle w:val="Heading1"/>
       </w:pPr>
       <w:r>
-        <w:t>Wystawy i projekty artystyczne</w:t>
+        <w:t>ZAMYSŁ I FORMA</w:t>
       </w:r>
     </w:p>
     <w:p>
       <w:r>
-        <w:t>11.04.2024 · Niezłomność tradycji — Narodowe Muzeum Sztuki Dekoracyjnej Ukrainy, Kijów, Ukraina.</w:t>
+        <w:t>Moja praca zaczyna się od zamysłu artystycznego. Interesuje mnie, jak człowiek zachowuje indywidualność, doświadcza zmian i buduje relacje. Szukam dla tych pytań języka rzeźbiarskiego: zestawiam figurę z geometryczną bryłą, pełną powierzchnię z otworem, kolor z fakturą. Ważne jest, aby idea była czytelna w samej konstrukcji dzieła.</w:t>
       </w:r>
     </w:p>
     <w:p>
       <w:r>
-        <w:t>2023 · Sztuka młodych — projekt wystawienniczy, Lwów, Ukraina.</w:t>
-      </w:r>
-    </w:p>
-    <w:p>
-      <w:r>
-        <w:t>2023 · Dziedzictwo i nowatorstwo — Narodowy Związek Artystów Ukrainy, Kijów, Ukraina.</w:t>
-      </w:r>
-    </w:p>
-    <w:p>
-      <w:r>
-        <w:t>15.04–07.05.2023 · Korzenie ukraińskiej duszy — Warszawa, Polska.</w:t>
-      </w:r>
-    </w:p>
-    <w:p>
-      <w:r>
-        <w:t>17.02–03.03.2023 · Korzenie ukraińskiej duszy — Dom Unii Europejskiej, Ryga, Łotwa.</w:t>
-      </w:r>
-    </w:p>
-    <w:p>
-      <w:r>
-        <w:t>14–28.11.2022 · Poland – Finland – Ukraine Unit in Art for Peace — Komisja Europejska, Helsinki, Finlandia.</w:t>
-      </w:r>
-    </w:p>
-    <w:p>
-      <w:r>
-        <w:t>2022 · Sztuka dla Ukrainy — projekt międzynarodowy, Brenna, Polska.</w:t>
-      </w:r>
-    </w:p>
-    <w:p>
-      <w:r>
-        <w:t>2022 · Dobro — instrukcja. Polsko-ukraińska wystawa filozofii i sztuki dla dzieci od 4 do 104 lat — Wawerskie Centrum Kultury, Międzylesie, Warszawa, Polska.</w:t>
-      </w:r>
-    </w:p>
-    <w:p>
-      <w:r>
-        <w:t>2022 · II Ogólnopolskie Biennale Małej Formy Ceramicznej — Centrum Kultury Wejherowo, Wejherowo, Polska.</w:t>
-      </w:r>
-    </w:p>
-    <w:p>
-      <w:r>
-        <w:t>2022 · Azymut Chrzęsne 2022 — wernisaż, Chrzęsne, Polska.</w:t>
-      </w:r>
-    </w:p>
-    <w:p>
-      <w:r>
-        <w:t>2022 · Otwarte Ogrody Artystów Dąbrowy — wystawa jednodniowa, Warszawa, Polska.</w:t>
-      </w:r>
-    </w:p>
-    <w:p>
-      <w:r>
-        <w:t>2022 · Beskidzki Dom Zielin „Przytulnia” — wystawa jednodniowa, Brenna, Polska.</w:t>
-      </w:r>
-    </w:p>
-    <w:p>
-      <w:r>
-        <w:t>15–22.05.2021 · CeGlina 2021 — projekt ceramiki współczesnej, galeria CeGlinaArt, Kijów, Ukraina.</w:t>
-      </w:r>
-    </w:p>
-    <w:p>
-      <w:r>
-        <w:t>2019 · Najlepsze dzieło 2019 roku — ogólnoukraińska wystawa i konkurs, Narodowe Stowarzyszenie Artystów Sztuki Ludowej Ukrainy, Kijów, Ukraina.</w:t>
+        <w:t>W Białych makach ludzka postać i monolityczny blok ukazują napięcie między jednostką a systemem. W Spotkaniach samodzielne obiekty odnoszą się do izolacji i potrzeby bliskości. Dla każdego zamysłu szukam własnej relacji między formą, materiałem i przestrzenią.</w:t>
       </w:r>
     </w:p>
     <w:p>
@@ -181,33 +170,55 @@
         <w:pStyle w:val="Heading1"/>
       </w:pPr>
       <w:r>
-        <w:t>Nagrody i wyróżnienia</w:t>
+        <w:t>DZIEŁO I ODBIORCA</w:t>
       </w:r>
     </w:p>
     <w:p>
       <w:r>
-        <w:t>2021 · GOLDEN TIME, Międzynarodowy Festiwal Sztuki, Londyn, Wielka Brytania — I i II miejsce.</w:t>
+        <w:t>Elementy transformowalnej kompozycji Kapitał tożsamości (2022) można przestawiać. Odbiorca uczestniczy w tworzeniu nowych zestawień, a tożsamość ujawnia się jako ciągły proces. Chcę pozostawić przestrzeń dla osobistego odczytania, zachowując jasność autorskiego zamysłu.</w:t>
+      </w:r>
+    </w:p>
+    <w:p>
+      <w:pPr>
+        <w:pStyle w:val="Heading1"/>
+      </w:pPr>
+      <w:r>
+        <w:t>WSPÓŁPRACA</w:t>
       </w:r>
     </w:p>
     <w:p>
       <w:r>
-        <w:t>2021 · Moje terytorium inspiracji, III Ogólnoukraiński Konkurs Sztuki Użytkowej i Sztuk Pięknych, Łuck, Ukraina — I miejsce.</w:t>
+        <w:t>Jestem otwarta na wystawy, projekty kuratorskie, rezydencje, zamówienia autorskie oraz kompozycje ceramiczne do wnętrz. Interesuje mnie współpraca, w której zamysł artystyczny rozwija się w dialogu z przestrzenią i zadaniem projektu.</w:t>
       </w:r>
     </w:p>
-    <w:p>
-      <w:r>
-        <w:t>02–05.2021 · MALYUY.UA, Międzynarodowy Festiwal Sztuki, Kijów, Ukraina — finalistka.</w:t>
-      </w:r>
-    </w:p>
-    <w:p>
-      <w:r>
-        <w:t>2020 · Marzeń nigdy za wiele, II Ogólnoukraiński Konkurs Artystyczny, Tarnopol, Ukraina — I miejsce.</w:t>
-      </w:r>
-    </w:p>
+    <w:tbl>
+      <w:tblPr>
+        <w:tblW w:type="auto" w:w="0"/>
+        <w:tblLook w:firstColumn="1" w:firstRow="1" w:lastColumn="0" w:lastRow="0" w:noHBand="0" w:noVBand="1" w:val="04A0"/>
+      </w:tblPr>
+      <w:tblGrid>
+        <w:gridCol w:w="9866"/>
+      </w:tblGrid>
+      <w:tr>
+        <w:tc>
+          <w:tcPr>
+            <w:tcW w:type="dxa" w:w="9866"/>
+            <w:shd w:fill="F2EEE6"/>
+          </w:tcPr>
+          <w:p>
+            <w:r>
+              <w:t>m.krystyna.197@gmail.com</w:t>
+              <w:br/>
+              <w:t>Chemnitz, Saksonia, Niemcy</w:t>
+            </w:r>
+          </w:p>
+        </w:tc>
+      </w:tr>
+    </w:tbl>
     <w:sectPr>
       <w:footerReference w:type="default" r:id="rId9"/>
       <w:pgSz w:w="11906" w:h="16838"/>
-      <w:pgMar w:top="879" w:right="964" w:bottom="850" w:left="964" w:header="720" w:footer="720" w:gutter="0"/>
+      <w:pgMar w:top="907" w:right="1020" w:bottom="907" w:left="1020" w:header="720" w:footer="720" w:gutter="0"/>
       <w:cols w:space="720"/>
       <w:docGrid w:linePitch="360"/>
     </w:sectPr>
@@ -224,10 +235,10 @@
     </w:pPr>
     <w:r>
       <w:rPr>
-        <w:color w:val="666666"/>
+        <w:color w:val="666158"/>
         <w:sz w:val="16"/>
       </w:rPr>
-      <w:t xml:space="preserve">Krystyna Mishchenko  ·  </w:t>
+      <w:t xml:space="preserve">KRYSTYNA MISHCHENKO   /   </w:t>
     </w:r>
     <w:fldSimple w:instr="PAGE"/>
   </w:p>
@@ -598,12 +609,11 @@
     <w:qFormat/>
     <w:rsid w:val="00FC693F"/>
     <w:pPr>
-      <w:widowControl/>
-      <w:spacing w:after="120" w:line="269" w:lineRule="auto"/>
+      <w:spacing w:line="269" w:lineRule="auto" w:after="120"/>
     </w:pPr>
     <w:rPr>
       <w:rFonts w:ascii="Arial" w:hAnsi="Arial"/>
-      <w:color w:val="000000"/>
+      <w:color w:val="252420"/>
       <w:sz w:val="21"/>
     </w:rPr>
   </w:style>
@@ -662,15 +672,15 @@
     <w:pPr>
       <w:keepNext/>
       <w:keepLines/>
-      <w:spacing w:before="240" w:after="120" w:line="269" w:lineRule="auto"/>
+      <w:spacing w:before="260" w:after="140" w:line="269" w:lineRule="auto"/>
       <w:outlineLvl w:val="0"/>
     </w:pPr>
     <w:rPr>
       <w:rFonts w:asciiTheme="majorHAnsi" w:eastAsiaTheme="majorEastAsia" w:hAnsiTheme="majorHAnsi" w:cstheme="majorBidi" w:ascii="Arial" w:hAnsi="Arial"/>
       <w:b/>
       <w:bCs/>
-      <w:color w:val="000000"/>
-      <w:sz w:val="26"/>
+      <w:color w:val="252420"/>
+      <w:sz w:val="22"/>
       <w:szCs w:val="28"/>
     </w:rPr>
   </w:style>
@@ -693,8 +703,8 @@
       <w:rFonts w:asciiTheme="majorHAnsi" w:eastAsiaTheme="majorEastAsia" w:hAnsiTheme="majorHAnsi" w:cstheme="majorBidi" w:ascii="Arial" w:hAnsi="Arial"/>
       <w:b/>
       <w:bCs/>
-      <w:color w:val="000000"/>
-      <w:sz w:val="22"/>
+      <w:color w:val="252420"/>
+      <w:sz w:val="24"/>
       <w:szCs w:val="26"/>
     </w:rPr>
   </w:style>
@@ -949,7 +959,7 @@
     <w:rsid w:val="00FC693F"/>
     <w:pPr>
       <w:keepNext/>
-      <w:spacing w:after="120" w:line="269" w:lineRule="auto"/>
+      <w:spacing w:after="140" w:line="269" w:lineRule="auto"/>
       <w:contextualSpacing/>
     </w:pPr>
     <w:rPr>
@@ -958,7 +968,7 @@
       <w:color w:val="000000"/>
       <w:spacing w:val="5"/>
       <w:kern w:val="28"/>
-      <w:sz w:val="48"/>
+      <w:sz w:val="58"/>
       <w:szCs w:val="52"/>
     </w:rPr>
   </w:style>
@@ -1393,12 +1403,14 @@
     <w:qFormat/>
     <w:rsid w:val="00FC693F"/>
     <w:pPr>
-      <w:spacing w:line="240" w:lineRule="auto"/>
+      <w:keepNext/>
+      <w:spacing w:line="269" w:lineRule="auto" w:after="120"/>
     </w:pPr>
     <w:rPr>
+      <w:rFonts w:ascii="Arial" w:hAnsi="Arial"/>
       <w:b/>
       <w:bCs/>
-      <w:color w:val="4F81BD" w:themeColor="accent1"/>
+      <w:color w:val="252420"/>
       <w:sz w:val="18"/>
       <w:szCs w:val="18"/>
     </w:rPr>

--- a/dist/assets/documents/Krystyna-Mishchenko-Artistic-Journey-PL.docx
+++ b/dist/assets/documents/Krystyna-Mishchenko-Artistic-Journey-PL.docx
@@ -19,7 +19,10 @@
         <w:pStyle w:val="Title"/>
       </w:pPr>
       <w:r>
-        <w:t>Krystyna Mishchenko</w:t>
+        <w:rPr>
+          <w:spacing w:val="24"/>
+        </w:rPr>
+        <w:t>KRYSTYNA MISHCHENKO</w:t>
       </w:r>
     </w:p>
     <w:p>
@@ -49,7 +52,9 @@
               <w:rPr>
                 <w:sz w:val="17"/>
               </w:rPr>
-              <w:t>Urodzona w 1997 roku  ·  Chemnitz, Saksonia, Niemcy</w:t>
+              <w:t>Urodzona w 1997 roku, Ukraina</w:t>
+              <w:br/>
+              <w:t>Miejsce zamieszkania: Niemcy, Chemnitz, Saksonia</w:t>
             </w:r>
           </w:p>
           <w:p>
@@ -67,6 +72,11 @@
       </w:tr>
     </w:tbl>
     <w:p>
+      <w:pPr>
+        <w:spacing w:after="160" w:line="72" w:lineRule="auto"/>
+      </w:pPr>
+    </w:p>
+    <w:p>
       <w:r>
         <w:t>Krystyna Mishchenko jest ukraińską artystką, urodzoną w 1997 roku, mieszkającą i pracującą w Chemnitz w Niemczech. Jej głównym medium jest ceramika; rysunek i malarstwo towarzyszą poszukiwaniom języka rzeźbiarskiego. Ludzka sylwetka, forma geometryczna i pustka pozwalają jej mówić o wolności, przynależności i wewnętrznym doświadczeniu człowieka.</w:t>
       </w:r>
@@ -83,72 +93,6 @@
     </w:p>
     <w:p>
       <w:pPr>
-        <w:spacing w:before="120"/>
-      </w:pPr>
-      <w:r>
-        <w:drawing>
-          <wp:inline xmlns:a="http://schemas.openxmlformats.org/drawingml/2006/main" xmlns:pic="http://schemas.openxmlformats.org/drawingml/2006/picture">
-            <wp:extent cx="6083999" cy="4562999"/>
-            <wp:docPr id="1" name="Picture 1"/>
-            <wp:cNvGraphicFramePr>
-              <a:graphicFrameLocks noChangeAspect="1"/>
-            </wp:cNvGraphicFramePr>
-            <a:graphic>
-              <a:graphicData uri="http://schemas.openxmlformats.org/drawingml/2006/picture">
-                <pic:pic>
-                  <pic:nvPicPr>
-                    <pic:cNvPr id="0" name="1.jpg"/>
-                    <pic:cNvPicPr/>
-                  </pic:nvPicPr>
-                  <pic:blipFill>
-                    <a:blip r:embed="rId10"/>
-                    <a:stretch>
-                      <a:fillRect/>
-                    </a:stretch>
-                  </pic:blipFill>
-                  <pic:spPr>
-                    <a:xfrm>
-                      <a:off x="0" y="0"/>
-                      <a:ext cx="6083999" cy="4562999"/>
-                    </a:xfrm>
-                    <a:prstGeom prst="rect"/>
-                  </pic:spPr>
-                </pic:pic>
-              </a:graphicData>
-            </a:graphic>
-          </wp:inline>
-        </w:drawing>
-      </w:r>
-    </w:p>
-    <w:p>
-      <w:pPr>
-        <w:pStyle w:val="Caption"/>
-        <w:keepNext w:val="0"/>
-      </w:pPr>
-      <w:r>
-        <w:t>Białe maki 2022 · Autorska kompozycja ceramiczna</w:t>
-      </w:r>
-    </w:p>
-    <w:p>
-      <w:r>
-        <w:br w:type="page"/>
-      </w:r>
-    </w:p>
-    <w:p>
-      <w:pPr>
-        <w:pStyle w:val="Title"/>
-      </w:pPr>
-      <w:r>
-        <w:t>Praktyka artystyczna</w:t>
-      </w:r>
-    </w:p>
-    <w:p>
-      <w:r>
-        <w:t>Krystyna Mishchenko</w:t>
-      </w:r>
-    </w:p>
-    <w:p>
-      <w:pPr>
         <w:pStyle w:val="Heading1"/>
       </w:pPr>
       <w:r>
@@ -157,25 +101,12 @@
     </w:p>
     <w:p>
       <w:r>
-        <w:t>Moja praca zaczyna się od zamysłu artystycznego. Interesuje mnie, jak człowiek zachowuje indywidualność, doświadcza zmian i buduje relacje. Szukam dla tych pytań języka rzeźbiarskiego: zestawiam figurę z geometryczną bryłą, pełną powierzchnię z otworem, kolor z fakturą. Ważne jest, aby idea była czytelna w samej konstrukcji dzieła.</w:t>
+        <w:t>W Białych makach ludzka postać i monolityczny blok ukazują napięcie między jednostką a systemem. W Spotkaniach samodzielne obiekty odnoszą się do izolacji i potrzeby bliskości.</w:t>
       </w:r>
     </w:p>
     <w:p>
       <w:r>
-        <w:t>W Białych makach ludzka postać i monolityczny blok ukazują napięcie między jednostką a systemem. W Spotkaniach samodzielne obiekty odnoszą się do izolacji i potrzeby bliskości. Dla każdego zamysłu szukam własnej relacji między formą, materiałem i przestrzenią.</w:t>
-      </w:r>
-    </w:p>
-    <w:p>
-      <w:pPr>
-        <w:pStyle w:val="Heading1"/>
-      </w:pPr>
-      <w:r>
-        <w:t>DZIEŁO I ODBIORCA</w:t>
-      </w:r>
-    </w:p>
-    <w:p>
-      <w:r>
-        <w:t>Elementy transformowalnej kompozycji Kapitał tożsamości (2022) można przestawiać. Odbiorca uczestniczy w tworzeniu nowych zestawień, a tożsamość ujawnia się jako ciągły proces. Chcę pozostawić przestrzeń dla osobistego odczytania, zachowując jasność autorskiego zamysłu.</w:t>
+        <w:t>Elementy transformowalnej kompozycji Kapitał tożsamości (2022) można przestawiać. Odbiorca uczestniczy w tworzeniu nowych zestawień, a tożsamość ujawnia się jako ciągły proces.</w:t>
       </w:r>
     </w:p>
     <w:p>
@@ -191,30 +122,6 @@
         <w:t>Jestem otwarta na wystawy, projekty kuratorskie, rezydencje, zamówienia autorskie oraz kompozycje ceramiczne do wnętrz. Interesuje mnie współpraca, w której zamysł artystyczny rozwija się w dialogu z przestrzenią i zadaniem projektu.</w:t>
       </w:r>
     </w:p>
-    <w:tbl>
-      <w:tblPr>
-        <w:tblW w:type="auto" w:w="0"/>
-        <w:tblLook w:firstColumn="1" w:firstRow="1" w:lastColumn="0" w:lastRow="0" w:noHBand="0" w:noVBand="1" w:val="04A0"/>
-      </w:tblPr>
-      <w:tblGrid>
-        <w:gridCol w:w="9866"/>
-      </w:tblGrid>
-      <w:tr>
-        <w:tc>
-          <w:tcPr>
-            <w:tcW w:type="dxa" w:w="9866"/>
-            <w:shd w:fill="F2EEE6"/>
-          </w:tcPr>
-          <w:p>
-            <w:r>
-              <w:t>m.krystyna.197@gmail.com</w:t>
-              <w:br/>
-              <w:t>Chemnitz, Saksonia, Niemcy</w:t>
-            </w:r>
-          </w:p>
-        </w:tc>
-      </w:tr>
-    </w:tbl>
     <w:sectPr>
       <w:footerReference w:type="default" r:id="rId9"/>
       <w:pgSz w:w="11906" w:h="16838"/>
@@ -610,6 +517,7 @@
     <w:rsid w:val="00FC693F"/>
     <w:pPr>
       <w:spacing w:line="269" w:lineRule="auto" w:after="120"/>
+      <w:jc w:val="left"/>
     </w:pPr>
     <w:rPr>
       <w:rFonts w:ascii="Arial" w:hAnsi="Arial"/>
@@ -673,6 +581,7 @@
       <w:keepNext/>
       <w:keepLines/>
       <w:spacing w:before="260" w:after="140" w:line="269" w:lineRule="auto"/>
+      <w:jc w:val="left"/>
       <w:outlineLvl w:val="0"/>
     </w:pPr>
     <w:rPr>
@@ -697,6 +606,7 @@
       <w:keepNext/>
       <w:keepLines/>
       <w:spacing w:before="200" w:after="120" w:line="269" w:lineRule="auto"/>
+      <w:jc w:val="left"/>
       <w:outlineLvl w:val="1"/>
     </w:pPr>
     <w:rPr>
@@ -961,6 +871,7 @@
       <w:keepNext/>
       <w:spacing w:after="140" w:line="269" w:lineRule="auto"/>
       <w:contextualSpacing/>
+      <w:jc w:val="left"/>
     </w:pPr>
     <w:rPr>
       <w:rFonts w:asciiTheme="majorHAnsi" w:eastAsiaTheme="majorEastAsia" w:hAnsiTheme="majorHAnsi" w:cstheme="majorBidi" w:ascii="Arial" w:hAnsi="Arial"/>
@@ -1405,6 +1316,7 @@
     <w:pPr>
       <w:keepNext/>
       <w:spacing w:line="269" w:lineRule="auto" w:after="120"/>
+      <w:jc w:val="left"/>
     </w:pPr>
     <w:rPr>
       <w:rFonts w:ascii="Arial" w:hAnsi="Arial"/>

--- a/dist/assets/documents/Krystyna-Mishchenko-Artistic-Journey-PL.docx
+++ b/dist/assets/documents/Krystyna-Mishchenko-Artistic-Journey-PL.docx
@@ -47,6 +47,7 @@
           <w:p>
             <w:pPr>
               <w:spacing w:after="60"/>
+              <w:jc w:val="left"/>
             </w:pPr>
             <w:r>
               <w:rPr>
@@ -60,6 +61,7 @@
           <w:p>
             <w:pPr>
               <w:spacing w:after="60"/>
+              <w:jc w:val="left"/>
             </w:pPr>
             <w:r>
               <w:rPr>
